--- a/Program 1/Griffin/assign.docx
+++ b/Program 1/Griffin/assign.docx
@@ -153,30 +153,50 @@
         <w:rPr>
           <w:rFonts w:ascii="Times New Roman" w:hAnsi="Times New Roman" w:cs="Times New Roman"/>
         </w:rPr>
-        <w:t xml:space="preserve">For many minutes after execution, there were no noticeable effects. The only obvious symptom at this point was that Task Manager appeared to be going completely </w:t>
-      </w:r>
-      <w:proofErr w:type="gramStart"/>
-      <w:r>
-        <w:rPr>
-          <w:rFonts w:ascii="Times New Roman" w:hAnsi="Times New Roman" w:cs="Times New Roman"/>
-        </w:rPr>
-        <w:t>haywire, and</w:t>
-      </w:r>
-      <w:proofErr w:type="gramEnd"/>
-      <w:r>
-        <w:rPr>
-          <w:rFonts w:ascii="Times New Roman" w:hAnsi="Times New Roman" w:cs="Times New Roman"/>
-        </w:rPr>
-        <w:t xml:space="preserve"> would show garbled user interface before locking up and causing severe lag. After about half an hour, however, similar symptoms to the Mint machine suddenly appeared, with programs freezing </w:t>
-      </w:r>
-      <w:proofErr w:type="gramStart"/>
-      <w:r>
-        <w:rPr>
-          <w:rFonts w:ascii="Times New Roman" w:hAnsi="Times New Roman" w:cs="Times New Roman"/>
-        </w:rPr>
-        <w:t>an</w:t>
-      </w:r>
-      <w:proofErr w:type="gramEnd"/>
+        <w:t>For many minutes after execution, there were no noticeable effects. The only obvious symptom at this point was that Task Manager appeared to be going completely</w:t>
+      </w:r>
+      <w:r>
+        <w:rPr>
+          <w:rFonts w:ascii="Times New Roman" w:hAnsi="Times New Roman" w:cs="Times New Roman"/>
+        </w:rPr>
+        <w:t xml:space="preserve"> </w:t>
+      </w:r>
+      <w:r>
+        <w:rPr>
+          <w:rFonts w:ascii="Times New Roman" w:hAnsi="Times New Roman" w:cs="Times New Roman"/>
+        </w:rPr>
+        <w:t>haywire and</w:t>
+      </w:r>
+      <w:r>
+        <w:rPr>
+          <w:rFonts w:ascii="Times New Roman" w:hAnsi="Times New Roman" w:cs="Times New Roman"/>
+        </w:rPr>
+        <w:t xml:space="preserve"> </w:t>
+      </w:r>
+      <w:r>
+        <w:rPr>
+          <w:rFonts w:ascii="Times New Roman" w:hAnsi="Times New Roman" w:cs="Times New Roman"/>
+        </w:rPr>
+        <w:t xml:space="preserve">would show </w:t>
+      </w:r>
+      <w:r>
+        <w:rPr>
+          <w:rFonts w:ascii="Times New Roman" w:hAnsi="Times New Roman" w:cs="Times New Roman"/>
+        </w:rPr>
+        <w:t xml:space="preserve">a </w:t>
+      </w:r>
+      <w:r>
+        <w:rPr>
+          <w:rFonts w:ascii="Times New Roman" w:hAnsi="Times New Roman" w:cs="Times New Roman"/>
+        </w:rPr>
+        <w:t>garbled user interface before locking up and causing severe lag. After about half an hour, however, similar symptoms to the Mint machine suddenly appeared, with programs freezing an</w:t>
+      </w:r>
+      <w:r>
+        <w:rPr>
+          <w:rFonts w:ascii="Times New Roman" w:hAnsi="Times New Roman" w:cs="Times New Roman"/>
+        </w:rPr>
+        <w:t>d</w:t>
+      </w:r>
       <w:r>
         <w:rPr>
           <w:rFonts w:ascii="Times New Roman" w:hAnsi="Times New Roman" w:cs="Times New Roman"/>
@@ -196,21 +216,19 @@
           <w:rFonts w:ascii="Times New Roman" w:hAnsi="Times New Roman" w:cs="Times New Roman"/>
         </w:rPr>
         <w:tab/>
-        <w:t xml:space="preserve">Given these observations, it </w:t>
-      </w:r>
-      <w:proofErr w:type="gramStart"/>
-      <w:r>
-        <w:rPr>
-          <w:rFonts w:ascii="Times New Roman" w:hAnsi="Times New Roman" w:cs="Times New Roman"/>
-        </w:rPr>
-        <w:t>believe</w:t>
-      </w:r>
-      <w:proofErr w:type="gramEnd"/>
-      <w:r>
-        <w:rPr>
-          <w:rFonts w:ascii="Times New Roman" w:hAnsi="Times New Roman" w:cs="Times New Roman"/>
-        </w:rPr>
-        <w:t xml:space="preserve"> this code is a ‘fork bomb’; it repeatedly opens copies of itself</w:t>
+        <w:t xml:space="preserve">Given these observations, </w:t>
+      </w:r>
+      <w:r>
+        <w:rPr>
+          <w:rFonts w:ascii="Times New Roman" w:hAnsi="Times New Roman" w:cs="Times New Roman"/>
+        </w:rPr>
+        <w:t>I</w:t>
+      </w:r>
+      <w:r>
+        <w:rPr>
+          <w:rFonts w:ascii="Times New Roman" w:hAnsi="Times New Roman" w:cs="Times New Roman"/>
+        </w:rPr>
+        <w:t xml:space="preserve"> believe this code is a ‘fork bomb’; it repeatedly opens copies of itself</w:t>
       </w:r>
       <w:r>
         <w:rPr>
